--- a/Report COMP3000HK.docx
+++ b/Report COMP3000HK.docx
@@ -67,31 +67,25 @@
       <w:pPr>
         <w:widowControl/>
         <w:rPr>
+          <w:rFonts w:ascii="新細明體" w:eastAsia="新細明體" w:hAnsi="新細明體" w:cs="新細明體"/>
+          <w:color w:val="000000"/>
+          <w:kern w:val="0"/>
+          <w:szCs w:val="24"/>
+          <w14:ligatures w14:val="none"/>
+        </w:rPr>
+      </w:pPr>
+      <w:r>
+        <w:rPr>
           <w:rFonts w:ascii="新細明體" w:eastAsia="新細明體" w:hAnsi="新細明體" w:cs="新細明體" w:hint="eastAsia"/>
           <w:color w:val="000000"/>
           <w:kern w:val="0"/>
           <w:szCs w:val="24"/>
           <w14:ligatures w14:val="none"/>
         </w:rPr>
-      </w:pPr>
-      <w:r>
-        <w:rPr>
-          <w:rFonts w:ascii="新細明體" w:eastAsia="新細明體" w:hAnsi="新細明體" w:cs="新細明體" w:hint="eastAsia"/>
-          <w:color w:val="000000"/>
-          <w:kern w:val="0"/>
-          <w:szCs w:val="24"/>
-          <w14:ligatures w14:val="none"/>
-        </w:rPr>
         <w:t>https://github.com/hkuspace-pu/project-wingftsui</w:t>
       </w:r>
     </w:p>
-    <w:p>
-      <w:pPr>
-        <w:rPr>
-          <w:rFonts w:hint="eastAsia"/>
-        </w:rPr>
-      </w:pPr>
-    </w:p>
+    <w:p/>
     <w:p>
       <w:r>
         <w:rPr>
@@ -108,41 +102,11 @@
           <w:rPr>
             <w:rStyle w:val="ae"/>
           </w:rPr>
-          <w:t>https://trello.co</w:t>
-        </w:r>
-        <w:r>
-          <w:rPr>
-            <w:rStyle w:val="ae"/>
-          </w:rPr>
-          <w:t>m</w:t>
-        </w:r>
-        <w:r>
-          <w:rPr>
-            <w:rStyle w:val="ae"/>
-          </w:rPr>
-          <w:t>/invite/b/69193c6af5b58b4044eca4d8/ATTIa93db4a63ea024cc4ccedb3b368d3e97A915E1BD/individual-project-cyber-security-analysis-of-consum</w:t>
-        </w:r>
-        <w:r>
-          <w:rPr>
-            <w:rStyle w:val="ae"/>
-          </w:rPr>
-          <w:t>e</w:t>
-        </w:r>
-        <w:r>
-          <w:rPr>
-            <w:rStyle w:val="ae"/>
-          </w:rPr>
-          <w:t>r-drone</w:t>
+          <w:t>https://trello.com/invite/b/69193c6af5b58b4044eca4d8/ATTIa93db4a63ea024cc4ccedb3b368d3e97A915E1BD/individual-project-cyber-security-analysis-of-consumer-drone</w:t>
         </w:r>
       </w:hyperlink>
     </w:p>
-    <w:p>
-      <w:pPr>
-        <w:rPr>
-          <w:rFonts w:hint="eastAsia"/>
-        </w:rPr>
-      </w:pPr>
-    </w:p>
+    <w:p/>
     <w:p>
       <w:r>
         <w:rPr>
@@ -155,23 +119,13 @@
     </w:p>
     <w:p/>
     <w:p>
-      <w:proofErr w:type="spellStart"/>
       <w:r>
         <w:rPr>
           <w:sz w:val="30"/>
           <w:szCs w:val="30"/>
           <w:u w:val="single"/>
         </w:rPr>
-        <w:t>Firestore</w:t>
-      </w:r>
-      <w:proofErr w:type="spellEnd"/>
-      <w:r>
-        <w:rPr>
-          <w:sz w:val="30"/>
-          <w:szCs w:val="30"/>
-          <w:u w:val="single"/>
-        </w:rPr>
-        <w:t xml:space="preserve"> Database Login:</w:t>
+        <w:t>Firestore Database Login:</w:t>
       </w:r>
     </w:p>
     <w:p/>
@@ -404,7 +358,43 @@
       </w:r>
     </w:p>
     <w:p/>
-    <w:p/>
+    <w:p>
+      <w:r>
+        <w:rPr>
+          <w:rFonts w:hint="eastAsia"/>
+        </w:rPr>
+        <w:t>5.</w:t>
+      </w:r>
+      <w:r>
+        <w:t xml:space="preserve"> </w:t>
+      </w:r>
+      <w:proofErr w:type="spellStart"/>
+      <w:r>
+        <w:t>aircrack</w:t>
+      </w:r>
+      <w:proofErr w:type="spellEnd"/>
+      <w:r>
+        <w:t xml:space="preserve">-ng (2025). rtl8812au: RTL8812AU/21AU and RTL8814AU driver with monitor mode and frame injection. GitHub repository. Available at: </w:t>
+      </w:r>
+      <w:hyperlink r:id="rId9" w:tgtFrame="_blank" w:history="1">
+        <w:r>
+          <w:rPr>
+            <w:rStyle w:val="ae"/>
+          </w:rPr>
+          <w:t>https://github.com/aircrack-ng/rtl8812au</w:t>
+        </w:r>
+      </w:hyperlink>
+      <w:r>
+        <w:t xml:space="preserve"> (Accessed: 13 June 2025).</w:t>
+      </w:r>
+    </w:p>
+    <w:p>
+      <w:pPr>
+        <w:rPr>
+          <w:rFonts w:hint="eastAsia"/>
+        </w:rPr>
+      </w:pPr>
+    </w:p>
     <w:p/>
     <w:sectPr>
       <w:pgSz w:w="11906" w:h="16838"/>
@@ -1056,7 +1046,6 @@
   <w:style w:type="character" w:default="1" w:styleId="a0">
     <w:name w:val="Default Paragraph Font"/>
     <w:uiPriority w:val="1"/>
-    <w:semiHidden/>
     <w:unhideWhenUsed/>
   </w:style>
   <w:style w:type="table" w:default="1" w:styleId="a1">

--- a/Report COMP3000HK.docx
+++ b/Report COMP3000HK.docx
@@ -166,10 +166,15 @@
         <w:t>Project Management:</w:t>
       </w:r>
     </w:p>
-    <w:p/>
-    <w:p/>
-    <w:p>
-      <w:proofErr w:type="gramStart"/>
+    <w:p>
+      <w:pPr>
+        <w:rPr>
+          <w:rFonts w:hint="eastAsia"/>
+        </w:rPr>
+      </w:pPr>
+    </w:p>
+    <w:p/>
+    <w:p>
       <w:r>
         <w:rPr>
           <w:b/>
@@ -179,9 +184,257 @@
         </w:rPr>
         <w:t>Development :</w:t>
       </w:r>
-      <w:proofErr w:type="gramEnd"/>
-    </w:p>
-    <w:p/>
+    </w:p>
+    <w:p/>
+    <w:p>
+      <w:pPr>
+        <w:rPr>
+          <w:rFonts w:hint="eastAsia"/>
+          <w:b/>
+          <w:bCs/>
+        </w:rPr>
+      </w:pPr>
+      <w:r>
+        <w:rPr>
+          <w:rFonts w:hint="eastAsia"/>
+          <w:b/>
+          <w:bCs/>
+        </w:rPr>
+        <w:t>Vulnerability</w:t>
+      </w:r>
+    </w:p>
+    <w:p>
+      <w:pPr>
+        <w:rPr>
+          <w:rFonts w:hint="eastAsia"/>
+        </w:rPr>
+      </w:pPr>
+    </w:p>
+    <w:p>
+      <w:pPr>
+        <w:rPr>
+          <w:b/>
+          <w:bCs/>
+        </w:rPr>
+      </w:pPr>
+      <w:r>
+        <w:rPr>
+          <w:rFonts w:hint="eastAsia"/>
+          <w:b/>
+          <w:bCs/>
+        </w:rPr>
+        <w:t>Attack</w:t>
+      </w:r>
+    </w:p>
+    <w:p>
+      <w:pPr>
+        <w:rPr>
+          <w:rFonts w:hint="eastAsia"/>
+        </w:rPr>
+      </w:pPr>
+      <w:proofErr w:type="spellStart"/>
+      <w:r>
+        <w:rPr>
+          <w:rFonts w:hint="eastAsia"/>
+        </w:rPr>
+        <w:t>Deauthentication</w:t>
+      </w:r>
+      <w:proofErr w:type="spellEnd"/>
+      <w:r>
+        <w:rPr>
+          <w:rFonts w:hint="eastAsia"/>
+        </w:rPr>
+        <w:t xml:space="preserve"> Attack :</w:t>
+      </w:r>
+    </w:p>
+    <w:p>
+      <w:pPr>
+        <w:rPr>
+          <w:rFonts w:hint="eastAsia"/>
+        </w:rPr>
+      </w:pPr>
+      <w:r>
+        <w:rPr>
+          <w:rFonts w:hint="eastAsia"/>
+        </w:rPr>
+        <w:t>Target Drone : RYZE Tello Edu</w:t>
+      </w:r>
+    </w:p>
+    <w:p>
+      <w:r>
+        <w:rPr>
+          <w:rFonts w:hint="eastAsia"/>
+        </w:rPr>
+        <w:t xml:space="preserve">How: send </w:t>
+      </w:r>
+      <w:proofErr w:type="spellStart"/>
+      <w:r>
+        <w:rPr>
+          <w:rFonts w:hint="eastAsia"/>
+        </w:rPr>
+        <w:t>deauth</w:t>
+      </w:r>
+      <w:proofErr w:type="spellEnd"/>
+      <w:r>
+        <w:rPr>
+          <w:rFonts w:hint="eastAsia"/>
+        </w:rPr>
+        <w:t xml:space="preserve"> packet to disconnect the drone</w:t>
+      </w:r>
+    </w:p>
+    <w:p>
+      <w:r>
+        <w:rPr>
+          <w:rFonts w:hint="eastAsia"/>
+        </w:rPr>
+        <w:t>Result: The drone disconnects</w:t>
+      </w:r>
+    </w:p>
+    <w:p>
+      <w:r>
+        <w:rPr>
+          <w:rFonts w:hint="eastAsia"/>
+        </w:rPr>
+        <w:t xml:space="preserve">Method1: Send the </w:t>
+      </w:r>
+      <w:proofErr w:type="spellStart"/>
+      <w:r>
+        <w:rPr>
+          <w:rFonts w:hint="eastAsia"/>
+        </w:rPr>
+        <w:t>deauth</w:t>
+      </w:r>
+      <w:proofErr w:type="spellEnd"/>
+      <w:r>
+        <w:rPr>
+          <w:rFonts w:hint="eastAsia"/>
+        </w:rPr>
+        <w:t xml:space="preserve"> packet one by one</w:t>
+      </w:r>
+    </w:p>
+    <w:p>
+      <w:r>
+        <w:rPr>
+          <w:rFonts w:hint="eastAsia"/>
+        </w:rPr>
+        <w:lastRenderedPageBreak/>
+        <w:t>Result: The drone disconnects. After 4 seconds, the drone reconnects.</w:t>
+      </w:r>
+    </w:p>
+    <w:p/>
+    <w:p>
+      <w:r>
+        <w:rPr>
+          <w:rFonts w:hint="eastAsia"/>
+        </w:rPr>
+        <w:t>Method</w:t>
+      </w:r>
+      <w:r>
+        <w:rPr>
+          <w:rFonts w:hint="eastAsia"/>
+        </w:rPr>
+        <w:t>2</w:t>
+      </w:r>
+      <w:r>
+        <w:rPr>
+          <w:rFonts w:hint="eastAsia"/>
+        </w:rPr>
+        <w:t xml:space="preserve">: Send </w:t>
+      </w:r>
+      <w:r>
+        <w:rPr>
+          <w:rFonts w:hint="eastAsia"/>
+        </w:rPr>
+        <w:t>10</w:t>
+      </w:r>
+      <w:r>
+        <w:rPr>
+          <w:rFonts w:hint="eastAsia"/>
+        </w:rPr>
+        <w:t xml:space="preserve"> </w:t>
+      </w:r>
+      <w:proofErr w:type="spellStart"/>
+      <w:r>
+        <w:rPr>
+          <w:rFonts w:hint="eastAsia"/>
+        </w:rPr>
+        <w:t>deauth</w:t>
+      </w:r>
+      <w:proofErr w:type="spellEnd"/>
+      <w:r>
+        <w:rPr>
+          <w:rFonts w:hint="eastAsia"/>
+        </w:rPr>
+        <w:t xml:space="preserve"> packet</w:t>
+      </w:r>
+      <w:r>
+        <w:rPr>
+          <w:rFonts w:hint="eastAsia"/>
+        </w:rPr>
+        <w:t>s</w:t>
+      </w:r>
+    </w:p>
+    <w:p>
+      <w:pPr>
+        <w:rPr>
+          <w:rFonts w:hint="eastAsia"/>
+        </w:rPr>
+      </w:pPr>
+      <w:r>
+        <w:rPr>
+          <w:rFonts w:hint="eastAsia"/>
+        </w:rPr>
+        <w:t>Result: The drone disconnects</w:t>
+      </w:r>
+      <w:r>
+        <w:rPr>
+          <w:rFonts w:hint="eastAsia"/>
+        </w:rPr>
+        <w:t xml:space="preserve"> and cannot reconnect. After 15 seconds, the drone fly in the low level. </w:t>
+      </w:r>
+      <w:r>
+        <w:t>A</w:t>
+      </w:r>
+      <w:r>
+        <w:rPr>
+          <w:rFonts w:hint="eastAsia"/>
+        </w:rPr>
+        <w:t xml:space="preserve">nother 15 latter, </w:t>
+      </w:r>
+      <w:r>
+        <w:t>the</w:t>
+      </w:r>
+      <w:r>
+        <w:rPr>
+          <w:rFonts w:hint="eastAsia"/>
+        </w:rPr>
+        <w:t xml:space="preserve"> drone lost control.</w:t>
+      </w:r>
+    </w:p>
+    <w:p>
+      <w:pPr>
+        <w:rPr>
+          <w:rFonts w:hint="eastAsia"/>
+        </w:rPr>
+      </w:pPr>
+    </w:p>
+    <w:p>
+      <w:pPr>
+        <w:rPr>
+          <w:rFonts w:hint="eastAsia"/>
+          <w:b/>
+          <w:bCs/>
+        </w:rPr>
+      </w:pPr>
+      <w:r>
+        <w:rPr>
+          <w:rFonts w:hint="eastAsia"/>
+          <w:b/>
+          <w:bCs/>
+        </w:rPr>
+        <w:t>Defense</w:t>
+      </w:r>
+    </w:p>
     <w:p/>
     <w:p>
       <w:r>
@@ -197,19 +450,49 @@
     <w:p/>
     <w:p>
       <w:pPr>
-        <w:pStyle w:val="1"/>
+        <w:rPr>
+          <w:b/>
+          <w:bCs/>
+          <w:i/>
+          <w:iCs/>
+        </w:rPr>
       </w:pPr>
       <w:r>
+        <w:rPr>
+          <w:b/>
+          <w:bCs/>
+          <w:i/>
+          <w:iCs/>
+        </w:rPr>
         <w:t>Details System Design</w:t>
       </w:r>
     </w:p>
-    <w:p/>
     <w:p>
       <w:pPr>
-        <w:pStyle w:val="1"/>
+        <w:rPr>
+          <w:b/>
+          <w:bCs/>
+          <w:i/>
+          <w:iCs/>
+        </w:rPr>
       </w:pPr>
-      <w:r>
-        <w:lastRenderedPageBreak/>
+    </w:p>
+    <w:p>
+      <w:pPr>
+        <w:rPr>
+          <w:b/>
+          <w:bCs/>
+          <w:i/>
+          <w:iCs/>
+        </w:rPr>
+      </w:pPr>
+      <w:r>
+        <w:rPr>
+          <w:b/>
+          <w:bCs/>
+          <w:i/>
+          <w:iCs/>
+        </w:rPr>
         <w:t>LSEP</w:t>
       </w:r>
     </w:p>
@@ -342,15 +625,7 @@
         <w:t xml:space="preserve">4. </w:t>
       </w:r>
       <w:r>
-        <w:t xml:space="preserve">Pratama, D. et al. (2023) ‘Behind </w:t>
-      </w:r>
-      <w:proofErr w:type="gramStart"/>
-      <w:r>
-        <w:t>The</w:t>
-      </w:r>
-      <w:proofErr w:type="gramEnd"/>
-      <w:r>
-        <w:t xml:space="preserve"> Wings: The Case of Reverse Engineering and Drone Hijacking in DJI Enhanced Wi</w:t>
+        <w:t>Pratama, D. et al. (2023) ‘Behind The Wings: The Case of Reverse Engineering and Drone Hijacking in DJI Enhanced Wi</w:t>
       </w:r>
       <w:r>
         <w:noBreakHyphen/>
@@ -385,16 +660,10 @@
         </w:r>
       </w:hyperlink>
       <w:r>
-        <w:t xml:space="preserve"> (Accessed: 13 June 2025).</w:t>
-      </w:r>
-    </w:p>
-    <w:p>
-      <w:pPr>
-        <w:rPr>
-          <w:rFonts w:hint="eastAsia"/>
-        </w:rPr>
-      </w:pPr>
-    </w:p>
+        <w:t xml:space="preserve"> (Accessed: 13 June 2025)</w:t>
+      </w:r>
+    </w:p>
+    <w:p/>
     <w:p/>
     <w:sectPr>
       <w:pgSz w:w="11906" w:h="16838"/>
@@ -1046,6 +1315,7 @@
   <w:style w:type="character" w:default="1" w:styleId="a0">
     <w:name w:val="Default Paragraph Font"/>
     <w:uiPriority w:val="1"/>
+    <w:semiHidden/>
     <w:unhideWhenUsed/>
   </w:style>
   <w:style w:type="table" w:default="1" w:styleId="a1">
